--- a/docs/FrameUtility_Proposal.docx
+++ b/docs/FrameUtility_Proposal.docx
@@ -108,6 +108,10 @@
     <w:p>
       <w:pPr>
         <w:spacing w:after="90" w:line="252" w:lineRule="auto"/>
+        <w:rPr>
+          <w:rFonts w:hint="eastAsia"/>
+          <w:lang w:eastAsia="ko-KR"/>
+        </w:rPr>
       </w:pPr>
       <w:r>
         <w:t>Let K_-i be a fixed context of observations that excludes target frame Fi, and let Fi(b) be the same target observation at the same nominal viewpoint with motion-blur severity b. For reconstruction error E, define</w:t>
@@ -1520,10 +1524,30 @@
     <w:p>
       <w:pPr>
         <w:spacing w:after="90" w:line="252" w:lineRule="auto"/>
+        <w:rPr>
+          <w:lang w:eastAsia="ko-KR"/>
+        </w:rPr>
       </w:pPr>
       <w:r>
         <w:t>Our intended contribution is therefore more specific: to characterize the conditional marginal value of one geometrically valid observation as its degradation severity is increased continuously, using an explicit drop baseline. The target phenomenon is not merely performance degradation but a sign change from beneficial to harmful input.</w:t>
       </w:r>
+    </w:p>
+    <w:p>
+      <w:pPr>
+        <w:spacing w:after="90" w:line="252" w:lineRule="auto"/>
+        <w:rPr>
+          <w:lang w:eastAsia="ko-KR"/>
+        </w:rPr>
+      </w:pPr>
+    </w:p>
+    <w:p>
+      <w:pPr>
+        <w:spacing w:after="90" w:line="252" w:lineRule="auto"/>
+        <w:rPr>
+          <w:rFonts w:hint="eastAsia"/>
+          <w:lang w:eastAsia="ko-KR"/>
+        </w:rPr>
+      </w:pPr>
     </w:p>
     <w:tbl>
       <w:tblPr>
